--- a/docs/ho-so/EIDE-CON-28_Quy_uoc_thuat_ngu.docx
+++ b/docs/ho-so/EIDE-CON-28_Quy_uoc_thuat_ngu.docx
@@ -7189,6 +7189,21 @@
           <w:szCs w:val="24"/>
         </w:rPr>
         <w:t xml:space="preserve">[67] V. T. Công, "EIDE-Rà soát đủ điều kiện phát triển (EIDE_Ra_soat_Du_dieu_kien_Phat_trien.xlsx)," 05/09/2026.</w:t>
+      </w:r>
+    </w:p>
+    <w:p>
+      <w:pPr>
+        <w:spacing w:after="100" w:line="276"/>
+        <w:ind w:left="567" w:hanging="567"/>
+        <w:jc w:val="left"/>
+      </w:pPr>
+      <w:r>
+        <w:rPr>
+          <w:rFonts w:ascii="Times New Roman" w:cs="Times New Roman" w:eastAsia="Times New Roman" w:hAnsi="Times New Roman"/>
+          <w:sz w:val="24"/>
+          <w:szCs w:val="24"/>
+        </w:rPr>
+        <w:t xml:space="preserve">[68] Anthropic, "Claude Code documentation — memory (CLAUDE.md), slash commands, hooks, settings," Claude Docs, 2026. [Online]. Available: https://docs.claude.com/en/docs/claude-code</w:t>
       </w:r>
     </w:p>
     <w:sectPr>

--- a/docs/ho-so/EIDE-CON-28_Quy_uoc_thuat_ngu.docx
+++ b/docs/ho-so/EIDE-CON-28_Quy_uoc_thuat_ngu.docx
@@ -2310,7 +2310,7 @@
                 <w:sz w:val="21"/>
                 <w:szCs w:val="21"/>
               </w:rPr>
-              <w:t xml:space="preserve">`main` (known-good), `auto/&lt;feature&gt;` (merge tự động), `feat/&lt;feature&gt;`, `fix/…`; tag `known-good/&lt;date&gt;`</w:t>
+              <w:t xml:space="preserve">`main` (known-good), `auto/&lt;feature&gt;` (merge tự động), `feat/&lt;feature&gt;`, `fix/…`; tag `known-good/&lt;date&gt;`, thêm hậu tố thứ tự `.1`, `.2`… khi một ngày merge nhiều lần (DEV-065)</w:t>
             </w:r>
           </w:p>
         </w:tc>
